--- a/QED Course/Lesson 25 Lagrangian Density.docx
+++ b/QED Course/Lesson 25 Lagrangian Density.docx
@@ -58,7 +58,7 @@
     </w:p>
     <w:p>
       <w:pPr>
-        <w:pStyle w:val="Heading1"/>
+        <w:pStyle w:val="Heading2"/>
       </w:pPr>
       <w:r>
         <w:t>How to use this lesson</w:t>
@@ -76,7 +76,7 @@
     </w:p>
     <w:p>
       <w:pPr>
-        <w:pStyle w:val="Heading2"/>
+        <w:pStyle w:val="Heading3"/>
       </w:pPr>
       <w:r>
         <w:t>Learning objectives</w:t>
@@ -148,7 +148,7 @@
     </w:p>
     <w:p>
       <w:pPr>
-        <w:pStyle w:val="Heading2"/>
+        <w:pStyle w:val="Heading3"/>
       </w:pPr>
       <w:r>
         <w:t>Notation and conventions</w:t>
@@ -548,7 +548,7 @@
     </w:tbl>
     <w:p>
       <w:pPr>
-        <w:pStyle w:val="Heading1"/>
+        <w:pStyle w:val="Heading2"/>
       </w:pPr>
       <w:r>
         <w:t>1 From the Lagrangian to the Lagrangian density</w:t>
@@ -556,7 +556,7 @@
     </w:p>
     <w:p>
       <w:pPr>
-        <w:pStyle w:val="Heading2"/>
+        <w:pStyle w:val="Heading3"/>
       </w:pPr>
       <w:r>
         <w:t>1.1 The action as a spacetime integral</w:t>
@@ -671,7 +671,7 @@
     </w:p>
     <w:p>
       <w:pPr>
-        <w:pStyle w:val="Heading2"/>
+        <w:pStyle w:val="Heading3"/>
       </w:pPr>
       <w:r>
         <w:t>1.2 Invariance of the measure</w:t>
@@ -683,10 +683,11 @@
       </w:r>
     </w:p>
     <w:p>
-      <w:pPr>
-        <w:pStyle w:val="Heading3"/>
-      </w:pPr>
       <w:r>
+        <w:rPr>
+          <w:b/>
+          <w:i/>
+        </w:rPr>
         <w:t>Worked example 1</w:t>
       </w:r>
     </w:p>
@@ -697,7 +698,7 @@
     </w:p>
     <w:p>
       <w:pPr>
-        <w:pStyle w:val="Heading1"/>
+        <w:pStyle w:val="Heading2"/>
       </w:pPr>
       <w:r>
         <w:t>2 Constraints on the Lagrangian density</w:t>
@@ -705,7 +706,7 @@
     </w:p>
     <w:p>
       <w:pPr>
-        <w:pStyle w:val="Heading2"/>
+        <w:pStyle w:val="Heading3"/>
       </w:pPr>
       <w:r>
         <w:t>2.1 The requirements</w:t>
@@ -967,7 +968,7 @@
     </w:p>
     <w:p>
       <w:pPr>
-        <w:pStyle w:val="Heading2"/>
+        <w:pStyle w:val="Heading3"/>
       </w:pPr>
       <w:r>
         <w:t>2.2 Total derivatives do not matter</w:t>
@@ -980,7 +981,7 @@
     </w:p>
     <w:p>
       <w:pPr>
-        <w:pStyle w:val="Heading1"/>
+        <w:pStyle w:val="Heading2"/>
       </w:pPr>
       <w:r>
         <w:t>3 The real scalar field</w:t>
@@ -988,7 +989,7 @@
     </w:p>
     <w:p>
       <w:pPr>
-        <w:pStyle w:val="Heading2"/>
+        <w:pStyle w:val="Heading3"/>
       </w:pPr>
       <w:r>
         <w:t>3.1 The simplest allowed Lagrangian density</w:t>
@@ -1115,7 +1116,7 @@
     </w:p>
     <w:p>
       <w:pPr>
-        <w:pStyle w:val="Heading2"/>
+        <w:pStyle w:val="Heading3"/>
       </w:pPr>
       <w:r>
         <w:t>3.2 Momentum and Hamiltonian densities</w:t>
@@ -1282,10 +1283,11 @@
       </w:r>
     </w:p>
     <w:p>
-      <w:pPr>
-        <w:pStyle w:val="Heading3"/>
-      </w:pPr>
       <w:r>
+        <w:rPr>
+          <w:b/>
+          <w:i/>
+        </w:rPr>
         <w:t>Worked example 2</w:t>
       </w:r>
     </w:p>
@@ -1417,10 +1419,11 @@
       </w:r>
     </w:p>
     <w:p>
-      <w:pPr>
-        <w:pStyle w:val="Heading3"/>
-      </w:pPr>
       <w:r>
+        <w:rPr>
+          <w:b/>
+          <w:i/>
+        </w:rPr>
         <w:t>Worked example 3</w:t>
       </w:r>
     </w:p>
@@ -1431,7 +1434,7 @@
     </w:p>
     <w:p>
       <w:pPr>
-        <w:pStyle w:val="Heading2"/>
+        <w:pStyle w:val="Heading3"/>
       </w:pPr>
       <w:r>
         <w:t>3.3 Interactions</w:t>
@@ -1444,7 +1447,7 @@
     </w:p>
     <w:p>
       <w:pPr>
-        <w:pStyle w:val="Heading1"/>
+        <w:pStyle w:val="Heading2"/>
       </w:pPr>
       <w:r>
         <w:t>4 The complex scalar field</w:t>
@@ -1527,16 +1530,7 @@
     </w:p>
     <w:p>
       <w:r>
-        <w:t>This equals the sum of two real-field Lagrangian densities of the form of Section 3.1 with the same mass (Lesson 24, Exercise 12). In practice it is often convenient to treat φ and φ</w:t>
-      </w:r>
-      <w:r>
-        <w:rPr>
-          <w:i/>
-        </w:rPr>
-        <w:t xml:space="preserve"> as independent variables, since varying with respect to φ</w:t>
-      </w:r>
-      <w:r>
-        <w:t xml:space="preserve"> produces the equation for φ and vice versa, a simplification justified in Lesson 26.</w:t>
+        <w:t>This equals the sum of two real-field Lagrangian densities of the form of Section 3.1 with the same mass (Lesson 24, Exercise 12). In practice it is often convenient to treat φ and φ* as independent variables, since varying with respect to φ* produces the equation for φ and vice versa, a simplification justified in Lesson 26.</w:t>
       </w:r>
     </w:p>
     <w:p>
@@ -1546,7 +1540,7 @@
     </w:p>
     <w:p>
       <w:pPr>
-        <w:pStyle w:val="Heading1"/>
+        <w:pStyle w:val="Heading2"/>
       </w:pPr>
       <w:r>
         <w:t>5 The Dirac field</w:t>
@@ -1554,7 +1548,7 @@
     </w:p>
     <w:p>
       <w:pPr>
-        <w:pStyle w:val="Heading2"/>
+        <w:pStyle w:val="Heading3"/>
       </w:pPr>
       <w:r>
         <w:t>5.1 The Lagrangian density</w:t>
@@ -1635,7 +1629,7 @@
     </w:p>
     <w:p>
       <w:pPr>
-        <w:pStyle w:val="Heading2"/>
+        <w:pStyle w:val="Heading3"/>
       </w:pPr>
       <w:r>
         <w:t>5.2 Reality</w:t>
@@ -1843,7 +1837,7 @@
     </w:p>
     <w:p>
       <w:pPr>
-        <w:pStyle w:val="Heading2"/>
+        <w:pStyle w:val="Heading3"/>
       </w:pPr>
       <w:r>
         <w:t>5.3 Momentum and Hamiltonian density</w:t>
@@ -1904,7 +1898,7 @@
     </w:p>
     <w:p>
       <w:pPr>
-        <w:pStyle w:val="Heading1"/>
+        <w:pStyle w:val="Heading2"/>
       </w:pPr>
       <w:r>
         <w:t>6 The electromagnetic field</w:t>
@@ -1912,7 +1906,7 @@
     </w:p>
     <w:p>
       <w:pPr>
-        <w:pStyle w:val="Heading2"/>
+        <w:pStyle w:val="Heading3"/>
       </w:pPr>
       <w:r>
         <w:t>6.1 The Lagrangian density</w:t>
@@ -1991,7 +1985,7 @@
     </w:p>
     <w:p>
       <w:pPr>
-        <w:pStyle w:val="Heading2"/>
+        <w:pStyle w:val="Heading3"/>
       </w:pPr>
       <w:r>
         <w:t>6.2 In terms of E and B</w:t>
@@ -2178,10 +2172,11 @@
       </w:r>
     </w:p>
     <w:p>
-      <w:pPr>
-        <w:pStyle w:val="Heading3"/>
-      </w:pPr>
       <w:r>
+        <w:rPr>
+          <w:b/>
+          <w:i/>
+        </w:rPr>
         <w:t>Worked example 4</w:t>
       </w:r>
     </w:p>
@@ -2192,7 +2187,7 @@
     </w:p>
     <w:p>
       <w:pPr>
-        <w:pStyle w:val="Heading2"/>
+        <w:pStyle w:val="Heading3"/>
       </w:pPr>
       <w:r>
         <w:t>6.3 Coupling to a source</w:t>
@@ -2356,10 +2351,11 @@
       </w:r>
     </w:p>
     <w:p>
-      <w:pPr>
-        <w:pStyle w:val="Heading3"/>
-      </w:pPr>
       <w:r>
+        <w:rPr>
+          <w:b/>
+          <w:i/>
+        </w:rPr>
         <w:t>Worked example 5</w:t>
       </w:r>
     </w:p>
@@ -2370,7 +2366,7 @@
     </w:p>
     <w:p>
       <w:pPr>
-        <w:pStyle w:val="Heading1"/>
+        <w:pStyle w:val="Heading2"/>
       </w:pPr>
       <w:r>
         <w:t>7 Dimensional analysis</w:t>
@@ -2378,7 +2374,7 @@
     </w:p>
     <w:p>
       <w:pPr>
-        <w:pStyle w:val="Heading2"/>
+        <w:pStyle w:val="Heading3"/>
       </w:pPr>
       <w:r>
         <w:t>7.1 Dimensions of the fields</w:t>
@@ -2636,7 +2632,7 @@
     </w:tbl>
     <w:p>
       <w:pPr>
-        <w:pStyle w:val="Heading2"/>
+        <w:pStyle w:val="Heading3"/>
       </w:pPr>
       <w:r>
         <w:t>7.2 Dimensions of couplings</w:t>
@@ -2648,10 +2644,11 @@
       </w:r>
     </w:p>
     <w:p>
-      <w:pPr>
-        <w:pStyle w:val="Heading3"/>
-      </w:pPr>
       <w:r>
+        <w:rPr>
+          <w:b/>
+          <w:i/>
+        </w:rPr>
         <w:t>Worked example 6</w:t>
       </w:r>
     </w:p>
@@ -2662,7 +2659,7 @@
     </w:p>
     <w:p>
       <w:pPr>
-        <w:pStyle w:val="Heading1"/>
+        <w:pStyle w:val="Heading2"/>
       </w:pPr>
       <w:r>
         <w:t>8 Connections to QED</w:t>
@@ -2852,16 +2849,7 @@
           </w:tcPr>
           <w:p>
             <w:r>
-              <w:t>ℒ = ∂_μφ</w:t>
-            </w:r>
-            <w:r>
-              <w:rPr>
-                <w:i/>
-              </w:rPr>
-              <w:t>∂^μφ − m²φ</w:t>
-            </w:r>
-            <w:r>
-              <w:t>φ with U(1) symmetry</w:t>
+              <w:t>ℒ = ∂_μφ*∂^μφ − m²φ*φ with U(1) symmetry</w:t>
             </w:r>
           </w:p>
         </w:tc>
@@ -3076,7 +3064,7 @@
     </w:p>
     <w:p>
       <w:pPr>
-        <w:pStyle w:val="Heading1"/>
+        <w:pStyle w:val="Heading2"/>
       </w:pPr>
       <w:r>
         <w:t>9 Summary</w:t>
@@ -3139,16 +3127,7 @@
         </w:numPr>
       </w:pPr>
       <w:r>
-        <w:t>The complex scalar Lagrangian density ∂_μφ</w:t>
-      </w:r>
-      <w:r>
-        <w:rPr>
-          <w:i/>
-        </w:rPr>
-        <w:t>∂^μφ − m²φ</w:t>
-      </w:r>
-      <w:r>
-        <w:t>φ is invariant under the global phase rotation φ → e^(iα)φ.</w:t>
+        <w:t>The complex scalar Lagrangian density ∂_μφ*∂^μφ − m²φ*φ is invariant under the global phase rotation φ → e^(iα)φ.</w:t>
       </w:r>
     </w:p>
     <w:p>
@@ -3189,7 +3168,7 @@
     </w:p>
     <w:p>
       <w:pPr>
-        <w:pStyle w:val="Heading1"/>
+        <w:pStyle w:val="Heading2"/>
       </w:pPr>
       <w:r>
         <w:t>Exercises</w:t>
@@ -3471,25 +3450,7 @@
           </w:tcPr>
           <w:p>
             <w:r>
-              <w:t>Show that under φ → e^(iα(x))φ, the derivative term becomes ∂_μφ</w:t>
-            </w:r>
-            <w:r>
-              <w:rPr>
-                <w:i/>
-              </w:rPr>
-              <w:t>∂^μφ + i∂^μα(φ∂_μφ</w:t>
-            </w:r>
-            <w:r>
-              <w:t xml:space="preserve"> − φ</w:t>
-            </w:r>
-            <w:r>
-              <w:rPr>
-                <w:i/>
-              </w:rPr>
-              <w:t>∂_μφ) + (∂α)²φ</w:t>
-            </w:r>
-            <w:r>
-              <w:t>φ, and explain why the extra terms vanish for constant α.</w:t>
+              <w:t>Show that under φ → e^(iα(x))φ, the derivative term becomes ∂_μφ*∂^μφ + i∂^μα(φ∂_μφ* − φ*∂_μφ) + (∂α)²φ*φ, and explain why the extra terms vanish for constant α.</w:t>
             </w:r>
           </w:p>
         </w:tc>
@@ -3563,7 +3524,7 @@
           </w:tcPr>
           <w:p>
             <w:r>
-              <w:t>For ℒ = ψ̄(iγ^μ∂_μ − m)ψ, compute ∂ℒ/∂ψ̄ and ∂ℒ/∂(∂_μψ̄), and state the equation obtained by setting the Euler Lagrange combination to zero.</w:t>
+              <w:t>For ℒ = ψ̄(iγ^μ∂_μ − m)ψ, compute ∂ℒ/∂ψ̄ and ∂ℒ/∂(∂_μψ̄), and state the equation obtained by setting the Euler–Lagrange combination to zero.</w:t>
             </w:r>
           </w:p>
         </w:tc>
@@ -3867,7 +3828,7 @@
     </w:tbl>
     <w:p>
       <w:pPr>
-        <w:pStyle w:val="Heading1"/>
+        <w:pStyle w:val="Heading2"/>
       </w:pPr>
       <w:r>
         <w:t>Solutions</w:t>
@@ -3954,61 +3915,7 @@
         <w:t xml:space="preserve"> </w:t>
       </w:r>
       <w:r>
-        <w:t>Under φ → e^(iα)φ, ∂_μφ → e^(iα)(∂_μφ + i∂_μαφ) and ∂_μφ</w:t>
-      </w:r>
-      <w:r>
-        <w:rPr>
-          <w:i/>
-        </w:rPr>
-        <w:t xml:space="preserve"> → e^(−iα)(∂_μφ</w:t>
-      </w:r>
-      <w:r>
-        <w:t xml:space="preserve"> − i∂_μαφ</w:t>
-      </w:r>
-      <w:r>
-        <w:rPr>
-          <w:i/>
-        </w:rPr>
-        <w:t>). Multiplying, ∂_μφ</w:t>
-      </w:r>
-      <w:r>
-        <w:t>∂^μφ → ∂_μφ</w:t>
-      </w:r>
-      <w:r>
-        <w:rPr>
-          <w:i/>
-        </w:rPr>
-        <w:t>∂^μφ + i∂^μαφ∂_μφ</w:t>
-      </w:r>
-      <w:r>
-        <w:t xml:space="preserve"> − i∂_μαφ</w:t>
-      </w:r>
-      <w:r>
-        <w:rPr>
-          <w:i/>
-        </w:rPr>
-        <w:t>∂^μφ + ∂_μα∂^μαφ</w:t>
-      </w:r>
-      <w:r>
-        <w:t>φ = ∂_μφ</w:t>
-      </w:r>
-      <w:r>
-        <w:rPr>
-          <w:i/>
-        </w:rPr>
-        <w:t>∂^μφ + i∂^μα(φ∂_μφ</w:t>
-      </w:r>
-      <w:r>
-        <w:t xml:space="preserve"> − φ</w:t>
-      </w:r>
-      <w:r>
-        <w:rPr>
-          <w:i/>
-        </w:rPr>
-        <w:t>∂_μφ) + (∂α)²φ</w:t>
-      </w:r>
-      <w:r>
-        <w:t>φ. When α is constant, ∂_μα = 0, and both extra terms vanish, leaving ℒ invariant. The mass term m²φ*φ is invariant for any α because |e^(iα)|² = 1.</w:t>
+        <w:t>Under φ → e^(iα)φ, ∂_μφ → e^(iα)(∂_μφ + i∂_μαφ) and ∂_μφ* → e^(−iα)(∂_μφ* − i∂_μαφ*). Multiplying, ∂_μφ*∂^μφ → ∂_μφ*∂^μφ + i∂^μαφ∂_μφ* − i∂_μαφ*∂^μφ + ∂_μα∂^μαφ*φ = ∂_μφ*∂^μφ + i∂^μα(φ∂_μφ* − φ*∂_μφ) + (∂α)²φ*φ. When α is constant, ∂_μα = 0, and both extra terms vanish, leaving ℒ invariant. The mass term m²φ*φ is invariant for any α because |e^(iα)|² = 1.</w:t>
       </w:r>
     </w:p>
     <w:p>
@@ -4036,7 +3943,7 @@
         <w:t xml:space="preserve"> </w:t>
       </w:r>
       <w:r>
-        <w:t>Since ℒ contains no derivative of ψ̄, ∂ℒ/∂(∂_μψ̄) = 0, and ∂ℒ/∂ψ̄ = (iγ^μ∂_μ − m)ψ. The Euler Lagrange equation for ψ̄, ∂ℒ/∂ψ̄ − ∂_μ[∂ℒ/∂(∂_μψ̄)] = 0, reduces to (iγ^μ∂_μ − m)ψ = 0, the Dirac equation.</w:t>
+        <w:t>Since ℒ contains no derivative of ψ̄, ∂ℒ/∂(∂_μψ̄) = 0, and ∂ℒ/∂ψ̄ = (iγ^μ∂_μ − m)ψ. The Euler–Lagrange equation for ψ̄, ∂ℒ/∂ψ̄ − ∂_μ[∂ℒ/∂(∂_μψ̄)] = 0, reduces to (iγ^μ∂_μ − m)ψ = 0, the Dirac equation.</w:t>
       </w:r>
     </w:p>
     <w:p>
@@ -4153,7 +4060,7 @@
     </w:p>
     <w:p>
       <w:pPr>
-        <w:pStyle w:val="Heading1"/>
+        <w:pStyle w:val="Heading2"/>
       </w:pPr>
       <w:r>
         <w:t>Mastery checklist</w:t>
@@ -4225,7 +4132,7 @@
     </w:p>
     <w:p>
       <w:pPr>
-        <w:pStyle w:val="Heading1"/>
+        <w:pStyle w:val="Heading2"/>
       </w:pPr>
       <w:r>
         <w:t>Next lesson</w:t>
@@ -4233,7 +4140,7 @@
     </w:p>
     <w:p>
       <w:r>
-        <w:t>Lesson 26 derives the Euler Lagrange equations for fields: varying the action, integrating by parts in four dimensions, and obtaining the general equation ∂ℒ/∂φ − ∂_μ[∂ℒ/∂(∂_μφ)] = 0, which is then applied to each field of this lesson.</w:t>
+        <w:t>Lesson 26 derives the Euler–Lagrange equations for fields: varying the action, integrating by parts in four dimensions, and obtaining the general equation ∂ℒ/∂φ − ∂_μ[∂ℒ/∂(∂_μφ)] = 0, which is then applied to each field of this lesson.</w:t>
       </w:r>
     </w:p>
     <w:sectPr>
